--- a/laudo-modelo.docx
+++ b/laudo-modelo.docx
@@ -4557,7 +4557,7 @@
     </w:p>
     <w:p>
       <w:pPr>
-        <w:pStyle w:val="Ttulo2"/>
+        <w:pStyle w:val="Ttulo1"/>
         <w:rPr>
           <w:lang w:val="en-US" w:eastAsia="pt-BR"/>
         </w:rPr>
